--- a/docs/Project_Report_DataCenter_Cooling.docx
+++ b/docs/Project_Report_DataCenter_Cooling.docx
@@ -182,7 +182,7 @@
     </w:p>
     <w:p>
       <w:r>
-        <w:t>The framework is expected to lower cooling energy and PUE, cut operational carbon, and hold full thermal-SLA compliance, while staying explainable and scalable across facilities. By uniting predictive digital-twin modeling, safe reinforcement learning, and carbon-aware cloud deployment, it directly targets the gaps identified in the surveyed research.</w:t>
+        <w:t>In the software prototype that was built and evaluated, the framework lowers cooling energy and PUE, keeps every rack inlet inside the thermal SLA (zero violations across 30 unseen simulated days when the safety shield is active), forecasts load ahead of time, plans carbon-aware load shifting, explains its decisions, and transfers to a second facility. Not every original target was reached: the 15-30 percent energy target against a Guideline-36-style baseline is bounded at 14.4 percent by the calibrated model, two of the three fidelity signals miss the two percent target, and the AWS deployment has been verified only on an emulator. Section 7 reports the measured results and the limits honestly.</w:t>
       </w:r>
     </w:p>
     <w:p>
@@ -214,6 +214,28 @@
       </w:pPr>
       <w:r>
         <w:t>Develop a real-time, bidirectional digital twin of a data-center cooling system that ingests live sensor telemetry and writes optimized setpoints back to the plant, aiming for model fidelity within about two percent mean absolute percentage error against measured temperatures and power, and an update latency low enough for closed-loop control.</w:t>
+      </w:r>
+    </w:p>
+    <w:p>
+      <w:pPr>
+        <w:pStyle w:val="ListParagraph"/>
+        <w:numPr>
+          <w:ilvl w:val="0"/>
+          <w:numId w:val="16"/>
+        </w:numPr>
+      </w:pPr>
+      <w:r>
+        <w:rPr>
+          <w:b/>
+          <w:i w:val="0"/>
+        </w:rPr>
+        <w:t xml:space="preserve">Measured result: </w:t>
+      </w:r>
+      <w:r>
+        <w:rPr>
+          <w:i w:val="0"/>
+        </w:rPr>
+        <w:t>PUE is reproduced to 0.65 percent MAPE on held-out data (0.18 percent when the twin is re-synchronised each step), inside the two percent target. Return temperature (7.2 percent) and cooling power (12.4 percent) do not reach it, and even repeating the last reading gives 2.8 and 3.3 percent, so no predictor built here reaches two percent for those two. A control decision takes 0.59 ms per cooling unit, so latency is not a constraint. Only PUE, IT power, coolant supply/return temperature, flow and cooling power are measured in the Frontier data; ambient, rack inlet/outlet and grid carbon are derived by formula and are not used as evidence of fidelity.</w:t>
       </w:r>
     </w:p>
     <w:p>
@@ -265,6 +287,28 @@
         <w:pStyle w:val="ListParagraph"/>
         <w:numPr>
           <w:ilvl w:val="0"/>
+          <w:numId w:val="16"/>
+        </w:numPr>
+      </w:pPr>
+      <w:r>
+        <w:rPr>
+          <w:b/>
+          <w:i w:val="0"/>
+        </w:rPr>
+        <w:t xml:space="preserve">Measured result: </w:t>
+      </w:r>
+      <w:r>
+        <w:rPr>
+          <w:i w:val="0"/>
+        </w:rPr>
+        <w:t>A Fourier neural operator trained against a purpose-built 2D advection-diffusion solver reproduces it to 0.034 C mean absolute error (R2 0.9999) in 5 ms versus 91 ms, 18 times faster (55 times at a finer grid). It is validated against that solver, not against measured rack temperatures or 3D CFD, which the dataset does not contain. A GRU forecasts IT load 60 minutes ahead with 8.7 percent MAPE versus 9.4 percent for repeating the last value.</w:t>
+      </w:r>
+    </w:p>
+    <w:p>
+      <w:pPr>
+        <w:pStyle w:val="ListParagraph"/>
+        <w:numPr>
+          <w:ilvl w:val="0"/>
           <w:numId w:val="15"/>
         </w:numPr>
       </w:pPr>
@@ -289,6 +333,28 @@
         <w:pStyle w:val="ListParagraph"/>
         <w:numPr>
           <w:ilvl w:val="0"/>
+          <w:numId w:val="16"/>
+        </w:numPr>
+      </w:pPr>
+      <w:r>
+        <w:rPr>
+          <w:b/>
+          <w:i w:val="0"/>
+        </w:rPr>
+        <w:t xml:space="preserve">Measured result: </w:t>
+      </w:r>
+      <w:r>
+        <w:rPr>
+          <w:i w:val="0"/>
+        </w:rPr>
+        <w:t>With the safety shield the agent had zero SLA violations on 30 unseen days and reduced cooling energy by 16.3 percent (95 percent CI 15.4-17.1) against a static setpoint and 14.2 percent (CI 12.8-15.4) against a Guideline-36-style reset rule. The 15-30 percent target against that rule is not attainable in this model: the physical maximum is 14.4 percent (CI 13.1-15.6), of which the agent captures 98 percent. An ablation study shows the shield is what removes violations (about 20 percent of steps without it, 0 with it) and the online calibrator keeps that true when the plant drifts (42-55 percent to 0-0.3 percent). A fixed rule under the shield saves as much as the trained agent, so the demonstrated value is the safety layer rather than the learning.</w:t>
+      </w:r>
+    </w:p>
+    <w:p>
+      <w:pPr>
+        <w:pStyle w:val="ListParagraph"/>
+        <w:numPr>
+          <w:ilvl w:val="0"/>
           <w:numId w:val="14"/>
         </w:numPr>
       </w:pPr>
@@ -313,6 +379,28 @@
         <w:pStyle w:val="ListParagraph"/>
         <w:numPr>
           <w:ilvl w:val="0"/>
+          <w:numId w:val="16"/>
+        </w:numPr>
+      </w:pPr>
+      <w:r>
+        <w:rPr>
+          <w:b/>
+          <w:i w:val="0"/>
+        </w:rPr>
+        <w:t xml:space="preserve">Measured result: </w:t>
+      </w:r>
+      <w:r>
+        <w:rPr>
+          <w:i w:val="0"/>
+        </w:rPr>
+        <w:t>A linear-program scheduler that shifts an assumed 20 percent flexible load by up to 8 hours reduces emissions by 1 to 2 percent on a modelled diurnal grid profile; the size of this saving rests on those assumptions. A cooling-tower water model gives WUE of about 0.1 L/kWh; it is coarse and uncalibrated.</w:t>
+      </w:r>
+    </w:p>
+    <w:p>
+      <w:pPr>
+        <w:pStyle w:val="ListParagraph"/>
+        <w:numPr>
+          <w:ilvl w:val="0"/>
           <w:numId w:val="13"/>
         </w:numPr>
       </w:pPr>
@@ -337,6 +425,28 @@
         <w:pStyle w:val="ListParagraph"/>
         <w:numPr>
           <w:ilvl w:val="0"/>
+          <w:numId w:val="16"/>
+        </w:numPr>
+      </w:pPr>
+      <w:r>
+        <w:rPr>
+          <w:b/>
+          <w:i w:val="0"/>
+        </w:rPr>
+        <w:t xml:space="preserve">Measured result: </w:t>
+      </w:r>
+      <w:r>
+        <w:rPr>
+          <w:i w:val="0"/>
+        </w:rPr>
+        <w:t>Zero-shot transfer of the policy to a second facility with a different climate and grid gives a 9.5 percent saving with no violations, better than retraining there. A sensor-fault guard repairs or rejects corrupt readings and falls back to a PID controller, and a drift detector can trigger retraining. The AWS code paths (IoT, Timestream, Step Functions) run against the LocalStack emulator with all six workflow branches succeeding; nothing has been deployed to a real AWS account.</w:t>
+      </w:r>
+    </w:p>
+    <w:p>
+      <w:pPr>
+        <w:pStyle w:val="ListParagraph"/>
+        <w:numPr>
+          <w:ilvl w:val="0"/>
           <w:numId w:val="12"/>
         </w:numPr>
       </w:pPr>
@@ -354,6 +464,28 @@
       </w:pPr>
       <w:r>
         <w:t>Evaluate the complete framework against rule-based and standard RL baselines using PUE, energy and carbon savings, thermal-compliance rate, prediction accuracy (R2 / MAE), and the explainability of control decisions, so that improvement is quantified and operator trust is supported.</w:t>
+      </w:r>
+    </w:p>
+    <w:p>
+      <w:pPr>
+        <w:pStyle w:val="ListParagraph"/>
+        <w:numPr>
+          <w:ilvl w:val="0"/>
+          <w:numId w:val="16"/>
+        </w:numPr>
+      </w:pPr>
+      <w:r>
+        <w:rPr>
+          <w:b/>
+          <w:i w:val="0"/>
+        </w:rPr>
+        <w:t xml:space="preserve">Measured result: </w:t>
+      </w:r>
+      <w:r>
+        <w:rPr>
+          <w:i w:val="0"/>
+        </w:rPr>
+        <w:t>Controllers were compared on 30 fixed unseen days with paired bootstrap confidence intervals against constant-setpoint, PID and Guideline-36-style baselines and against plain PPO and a Lagrangian ablation. Explanations use gradient-times-input attribution, an approximation of SHAP. All figures are reproducible from the scripts listed in docs/RESULTS.md.</w:t>
       </w:r>
     </w:p>
     <w:p>
@@ -1473,6 +1605,25 @@
         <w:t xml:space="preserve"> twin as the simulation sandbox for reinforcement learning, with the Frontier data used to calibrate that twin and to validate every result. This keeps the pipeline anchored to real measurements while still allowing safe policy exploration.</w:t>
       </w:r>
     </w:p>
+    <w:p>
+      <w:proofErr w:type="spellStart"/>
+      <w:proofErr w:type="spellEnd"/>
+      <w:proofErr w:type="spellStart"/>
+      <w:proofErr w:type="spellEnd"/>
+      <w:r>
+        <w:rPr>
+          <w:b/>
+          <w:i w:val="0"/>
+        </w:rPr>
+        <w:t xml:space="preserve">Implementation note: </w:t>
+      </w:r>
+      <w:r>
+        <w:rPr>
+          <w:i w:val="0"/>
+        </w:rPr>
+        <w:t>In the implementation, a purpose-built simulator was used in place of ExaDigiT / LC-Opt: a Gymnasium environment built on a physics model whose constants are fitted to the Frontier measurements. It uses the same physics as the IoT simulator and the safety shield, so the three cannot disagree.</w:t>
+      </w:r>
+    </w:p>
     <w:p/>
     <w:p>
       <w:pPr>
@@ -2099,6 +2250,871 @@
         </w:drawing>
       </w:r>
     </w:p>
+    <w:p>
+      <w:r>
+        <w:rPr>
+          <w:b/>
+          <w:sz w:val="28"/>
+        </w:rPr>
+        <w:t>7. Implementation Status and Measured Results</w:t>
+      </w:r>
+    </w:p>
+    <w:p>
+      <w:r>
+        <w:t>This section replaces expectations with what was measured on the built system. All control results are from simulation on 30 unseen simulated days (fixed seeds) with paired bootstrap 95 percent confidence intervals; full detail and the scripts that reproduce each figure are in docs/RESULTS.md.</w:t>
+      </w:r>
+    </w:p>
+    <w:p>
+      <w:r>
+        <w:rPr>
+          <w:b/>
+          <w:sz w:val="24"/>
+        </w:rPr>
+        <w:t>7.1 Objectives: target versus measured</w:t>
+      </w:r>
+    </w:p>
+    <w:tbl>
+      <w:tblPr>
+        <w:tblStyle w:val="TableGrid"/>
+        <w:tblW w:type="auto" w:w="0"/>
+        <w:tblLook w:firstColumn="1" w:firstRow="1" w:lastColumn="0" w:lastRow="0" w:noHBand="0" w:noVBand="1" w:val="04A0"/>
+      </w:tblPr>
+      <w:tblGrid>
+        <w:gridCol w:w="2412"/>
+        <w:gridCol w:w="2412"/>
+        <w:gridCol w:w="2412"/>
+        <w:gridCol w:w="2412"/>
+      </w:tblGrid>
+      <w:tr>
+        <w:tc>
+          <w:tcPr>
+            <w:tcW w:type="dxa" w:w="2412"/>
+          </w:tcPr>
+          <w:p>
+            <w:r/>
+            <w:r>
+              <w:rPr>
+                <w:b/>
+                <w:sz w:val="18"/>
+              </w:rPr>
+              <w:t>Objective</w:t>
+            </w:r>
+          </w:p>
+        </w:tc>
+        <w:tc>
+          <w:tcPr>
+            <w:tcW w:type="dxa" w:w="2412"/>
+          </w:tcPr>
+          <w:p>
+            <w:r/>
+            <w:r>
+              <w:rPr>
+                <w:b/>
+                <w:sz w:val="18"/>
+              </w:rPr>
+              <w:t>Target</w:t>
+            </w:r>
+          </w:p>
+        </w:tc>
+        <w:tc>
+          <w:tcPr>
+            <w:tcW w:type="dxa" w:w="2412"/>
+          </w:tcPr>
+          <w:p>
+            <w:r/>
+            <w:r>
+              <w:rPr>
+                <w:b/>
+                <w:sz w:val="18"/>
+              </w:rPr>
+              <w:t>Measured</w:t>
+            </w:r>
+          </w:p>
+        </w:tc>
+        <w:tc>
+          <w:tcPr>
+            <w:tcW w:type="dxa" w:w="2412"/>
+          </w:tcPr>
+          <w:p>
+            <w:r/>
+            <w:r>
+              <w:rPr>
+                <w:b/>
+                <w:sz w:val="18"/>
+              </w:rPr>
+              <w:t>Status</w:t>
+            </w:r>
+          </w:p>
+        </w:tc>
+      </w:tr>
+      <w:tr>
+        <w:tc>
+          <w:tcPr>
+            <w:tcW w:type="dxa" w:w="2412"/>
+          </w:tcPr>
+          <w:p>
+            <w:r/>
+            <w:r>
+              <w:rPr>
+                <w:b w:val="0"/>
+                <w:sz w:val="18"/>
+              </w:rPr>
+              <w:t>1  Twin fidelity</w:t>
+            </w:r>
+          </w:p>
+        </w:tc>
+        <w:tc>
+          <w:tcPr>
+            <w:tcW w:type="dxa" w:w="2412"/>
+          </w:tcPr>
+          <w:p>
+            <w:r/>
+            <w:r>
+              <w:rPr>
+                <w:b w:val="0"/>
+                <w:sz w:val="18"/>
+              </w:rPr>
+              <w:t>about 2% MAPE</w:t>
+            </w:r>
+          </w:p>
+        </w:tc>
+        <w:tc>
+          <w:tcPr>
+            <w:tcW w:type="dxa" w:w="2412"/>
+          </w:tcPr>
+          <w:p>
+            <w:r/>
+            <w:r>
+              <w:rPr>
+                <w:b w:val="0"/>
+                <w:sz w:val="18"/>
+              </w:rPr>
+              <w:t>PUE 0.65% (0.18% re-synced); return temp 7.2%; cooling power 12.4%</w:t>
+            </w:r>
+          </w:p>
+        </w:tc>
+        <w:tc>
+          <w:tcPr>
+            <w:tcW w:type="dxa" w:w="2412"/>
+          </w:tcPr>
+          <w:p>
+            <w:r/>
+            <w:r>
+              <w:rPr>
+                <w:b w:val="0"/>
+                <w:sz w:val="18"/>
+              </w:rPr>
+              <w:t>Partly met</w:t>
+            </w:r>
+          </w:p>
+        </w:tc>
+      </w:tr>
+      <w:tr>
+        <w:tc>
+          <w:tcPr>
+            <w:tcW w:type="dxa" w:w="2412"/>
+          </w:tcPr>
+          <w:p>
+            <w:r/>
+            <w:r>
+              <w:rPr>
+                <w:b w:val="0"/>
+                <w:sz w:val="18"/>
+              </w:rPr>
+              <w:t>1  Control latency</w:t>
+            </w:r>
+          </w:p>
+        </w:tc>
+        <w:tc>
+          <w:tcPr>
+            <w:tcW w:type="dxa" w:w="2412"/>
+          </w:tcPr>
+          <w:p>
+            <w:r/>
+            <w:r>
+              <w:rPr>
+                <w:b w:val="0"/>
+                <w:sz w:val="18"/>
+              </w:rPr>
+              <w:t>low enough for closed loop</w:t>
+            </w:r>
+          </w:p>
+        </w:tc>
+        <w:tc>
+          <w:tcPr>
+            <w:tcW w:type="dxa" w:w="2412"/>
+          </w:tcPr>
+          <w:p>
+            <w:r/>
+            <w:r>
+              <w:rPr>
+                <w:b w:val="0"/>
+                <w:sz w:val="18"/>
+              </w:rPr>
+              <w:t>0.59 ms per unit; about 10 ms for all 12</w:t>
+            </w:r>
+          </w:p>
+        </w:tc>
+        <w:tc>
+          <w:tcPr>
+            <w:tcW w:type="dxa" w:w="2412"/>
+          </w:tcPr>
+          <w:p>
+            <w:r/>
+            <w:r>
+              <w:rPr>
+                <w:b w:val="0"/>
+                <w:sz w:val="18"/>
+              </w:rPr>
+              <w:t>Met</w:t>
+            </w:r>
+          </w:p>
+        </w:tc>
+      </w:tr>
+      <w:tr>
+        <w:tc>
+          <w:tcPr>
+            <w:tcW w:type="dxa" w:w="2412"/>
+          </w:tcPr>
+          <w:p>
+            <w:r/>
+            <w:r>
+              <w:rPr>
+                <w:b w:val="0"/>
+                <w:sz w:val="18"/>
+              </w:rPr>
+              <w:t>2  Thermal surrogate</w:t>
+            </w:r>
+          </w:p>
+        </w:tc>
+        <w:tc>
+          <w:tcPr>
+            <w:tcW w:type="dxa" w:w="2412"/>
+          </w:tcPr>
+          <w:p>
+            <w:r/>
+            <w:r>
+              <w:rPr>
+                <w:b w:val="0"/>
+                <w:sz w:val="18"/>
+              </w:rPr>
+              <w:t>far faster than CFD</w:t>
+            </w:r>
+          </w:p>
+        </w:tc>
+        <w:tc>
+          <w:tcPr>
+            <w:tcW w:type="dxa" w:w="2412"/>
+          </w:tcPr>
+          <w:p>
+            <w:r/>
+            <w:r>
+              <w:rPr>
+                <w:b w:val="0"/>
+                <w:sz w:val="18"/>
+              </w:rPr>
+              <w:t>18x faster than a 2D solver, MAE 0.034 C (not vs 3D CFD)</w:t>
+            </w:r>
+          </w:p>
+        </w:tc>
+        <w:tc>
+          <w:tcPr>
+            <w:tcW w:type="dxa" w:w="2412"/>
+          </w:tcPr>
+          <w:p>
+            <w:r/>
+            <w:r>
+              <w:rPr>
+                <w:b w:val="0"/>
+                <w:sz w:val="18"/>
+              </w:rPr>
+              <w:t>Met, with caveat</w:t>
+            </w:r>
+          </w:p>
+        </w:tc>
+      </w:tr>
+      <w:tr>
+        <w:tc>
+          <w:tcPr>
+            <w:tcW w:type="dxa" w:w="2412"/>
+          </w:tcPr>
+          <w:p>
+            <w:r/>
+            <w:r>
+              <w:rPr>
+                <w:b w:val="0"/>
+                <w:sz w:val="18"/>
+              </w:rPr>
+              <w:t>2  Load forecast</w:t>
+            </w:r>
+          </w:p>
+        </w:tc>
+        <w:tc>
+          <w:tcPr>
+            <w:tcW w:type="dxa" w:w="2412"/>
+          </w:tcPr>
+          <w:p>
+            <w:r/>
+            <w:r>
+              <w:rPr>
+                <w:b w:val="0"/>
+                <w:sz w:val="18"/>
+              </w:rPr>
+              <w:t>predict ahead</w:t>
+            </w:r>
+          </w:p>
+        </w:tc>
+        <w:tc>
+          <w:tcPr>
+            <w:tcW w:type="dxa" w:w="2412"/>
+          </w:tcPr>
+          <w:p>
+            <w:r/>
+            <w:r>
+              <w:rPr>
+                <w:b w:val="0"/>
+                <w:sz w:val="18"/>
+              </w:rPr>
+              <w:t>8.7% MAPE at 60 min vs 9.4% persistence</w:t>
+            </w:r>
+          </w:p>
+        </w:tc>
+        <w:tc>
+          <w:tcPr>
+            <w:tcW w:type="dxa" w:w="2412"/>
+          </w:tcPr>
+          <w:p>
+            <w:r/>
+            <w:r>
+              <w:rPr>
+                <w:b w:val="0"/>
+                <w:sz w:val="18"/>
+              </w:rPr>
+              <w:t>Modest gain</w:t>
+            </w:r>
+          </w:p>
+        </w:tc>
+      </w:tr>
+      <w:tr>
+        <w:tc>
+          <w:tcPr>
+            <w:tcW w:type="dxa" w:w="2412"/>
+          </w:tcPr>
+          <w:p>
+            <w:r/>
+            <w:r>
+              <w:rPr>
+                <w:b w:val="0"/>
+                <w:sz w:val="18"/>
+              </w:rPr>
+              <w:t>3  Energy vs Guideline 36</w:t>
+            </w:r>
+          </w:p>
+        </w:tc>
+        <w:tc>
+          <w:tcPr>
+            <w:tcW w:type="dxa" w:w="2412"/>
+          </w:tcPr>
+          <w:p>
+            <w:r/>
+            <w:r>
+              <w:rPr>
+                <w:b w:val="0"/>
+                <w:sz w:val="18"/>
+              </w:rPr>
+              <w:t>15-30% saving</w:t>
+            </w:r>
+          </w:p>
+        </w:tc>
+        <w:tc>
+          <w:tcPr>
+            <w:tcW w:type="dxa" w:w="2412"/>
+          </w:tcPr>
+          <w:p>
+            <w:r/>
+            <w:r>
+              <w:rPr>
+                <w:b w:val="0"/>
+                <w:sz w:val="18"/>
+              </w:rPr>
+              <w:t>14.2% (physical maximum 14.4%)</w:t>
+            </w:r>
+          </w:p>
+        </w:tc>
+        <w:tc>
+          <w:tcPr>
+            <w:tcW w:type="dxa" w:w="2412"/>
+          </w:tcPr>
+          <w:p>
+            <w:r/>
+            <w:r>
+              <w:rPr>
+                <w:b w:val="0"/>
+                <w:sz w:val="18"/>
+              </w:rPr>
+              <w:t>Not attainable</w:t>
+            </w:r>
+          </w:p>
+        </w:tc>
+      </w:tr>
+      <w:tr>
+        <w:tc>
+          <w:tcPr>
+            <w:tcW w:type="dxa" w:w="2412"/>
+          </w:tcPr>
+          <w:p>
+            <w:r/>
+            <w:r>
+              <w:rPr>
+                <w:b w:val="0"/>
+                <w:sz w:val="18"/>
+              </w:rPr>
+              <w:t>3  Energy vs static setpoint</w:t>
+            </w:r>
+          </w:p>
+        </w:tc>
+        <w:tc>
+          <w:tcPr>
+            <w:tcW w:type="dxa" w:w="2412"/>
+          </w:tcPr>
+          <w:p>
+            <w:r/>
+            <w:r>
+              <w:rPr>
+                <w:b w:val="0"/>
+                <w:sz w:val="18"/>
+              </w:rPr>
+              <w:t>(reference)</w:t>
+            </w:r>
+          </w:p>
+        </w:tc>
+        <w:tc>
+          <w:tcPr>
+            <w:tcW w:type="dxa" w:w="2412"/>
+          </w:tcPr>
+          <w:p>
+            <w:r/>
+            <w:r>
+              <w:rPr>
+                <w:b w:val="0"/>
+                <w:sz w:val="18"/>
+              </w:rPr>
+              <w:t>16.3% (CI 15.4-17.1)</w:t>
+            </w:r>
+          </w:p>
+        </w:tc>
+        <w:tc>
+          <w:tcPr>
+            <w:tcW w:type="dxa" w:w="2412"/>
+          </w:tcPr>
+          <w:p>
+            <w:r/>
+            <w:r>
+              <w:rPr>
+                <w:b w:val="0"/>
+                <w:sz w:val="18"/>
+              </w:rPr>
+              <w:t>Met</w:t>
+            </w:r>
+          </w:p>
+        </w:tc>
+      </w:tr>
+      <w:tr>
+        <w:tc>
+          <w:tcPr>
+            <w:tcW w:type="dxa" w:w="2412"/>
+          </w:tcPr>
+          <w:p>
+            <w:r/>
+            <w:r>
+              <w:rPr>
+                <w:b w:val="0"/>
+                <w:sz w:val="18"/>
+              </w:rPr>
+              <w:t>3  SLA compliance</w:t>
+            </w:r>
+          </w:p>
+        </w:tc>
+        <w:tc>
+          <w:tcPr>
+            <w:tcW w:type="dxa" w:w="2412"/>
+          </w:tcPr>
+          <w:p>
+            <w:r/>
+            <w:r>
+              <w:rPr>
+                <w:b w:val="0"/>
+                <w:sz w:val="18"/>
+              </w:rPr>
+              <w:t>no violations</w:t>
+            </w:r>
+          </w:p>
+        </w:tc>
+        <w:tc>
+          <w:tcPr>
+            <w:tcW w:type="dxa" w:w="2412"/>
+          </w:tcPr>
+          <w:p>
+            <w:r/>
+            <w:r>
+              <w:rPr>
+                <w:b w:val="0"/>
+                <w:sz w:val="18"/>
+              </w:rPr>
+              <w:t>0 violations with the shield</w:t>
+            </w:r>
+          </w:p>
+        </w:tc>
+        <w:tc>
+          <w:tcPr>
+            <w:tcW w:type="dxa" w:w="2412"/>
+          </w:tcPr>
+          <w:p>
+            <w:r/>
+            <w:r>
+              <w:rPr>
+                <w:b w:val="0"/>
+                <w:sz w:val="18"/>
+              </w:rPr>
+              <w:t>Met</w:t>
+            </w:r>
+          </w:p>
+        </w:tc>
+      </w:tr>
+      <w:tr>
+        <w:tc>
+          <w:tcPr>
+            <w:tcW w:type="dxa" w:w="2412"/>
+          </w:tcPr>
+          <w:p>
+            <w:r/>
+            <w:r>
+              <w:rPr>
+                <w:b w:val="0"/>
+                <w:sz w:val="18"/>
+              </w:rPr>
+              <w:t>4  Carbon and water</w:t>
+            </w:r>
+          </w:p>
+        </w:tc>
+        <w:tc>
+          <w:tcPr>
+            <w:tcW w:type="dxa" w:w="2412"/>
+          </w:tcPr>
+          <w:p>
+            <w:r/>
+            <w:r>
+              <w:rPr>
+                <w:b w:val="0"/>
+                <w:sz w:val="18"/>
+              </w:rPr>
+              <w:t>reduce both</w:t>
+            </w:r>
+          </w:p>
+        </w:tc>
+        <w:tc>
+          <w:tcPr>
+            <w:tcW w:type="dxa" w:w="2412"/>
+          </w:tcPr>
+          <w:p>
+            <w:r/>
+            <w:r>
+              <w:rPr>
+                <w:b w:val="0"/>
+                <w:sz w:val="18"/>
+              </w:rPr>
+              <w:t>1-2% carbon (assumption-based); WUE about 0.1 L/kWh</w:t>
+            </w:r>
+          </w:p>
+        </w:tc>
+        <w:tc>
+          <w:tcPr>
+            <w:tcW w:type="dxa" w:w="2412"/>
+          </w:tcPr>
+          <w:p>
+            <w:r/>
+            <w:r>
+              <w:rPr>
+                <w:b w:val="0"/>
+                <w:sz w:val="18"/>
+              </w:rPr>
+              <w:t>Met, small</w:t>
+            </w:r>
+          </w:p>
+        </w:tc>
+      </w:tr>
+      <w:tr>
+        <w:tc>
+          <w:tcPr>
+            <w:tcW w:type="dxa" w:w="2412"/>
+          </w:tcPr>
+          <w:p>
+            <w:r/>
+            <w:r>
+              <w:rPr>
+                <w:b w:val="0"/>
+                <w:sz w:val="18"/>
+              </w:rPr>
+              <w:t>5  Transfer and fault tolerance</w:t>
+            </w:r>
+          </w:p>
+        </w:tc>
+        <w:tc>
+          <w:tcPr>
+            <w:tcW w:type="dxa" w:w="2412"/>
+          </w:tcPr>
+          <w:p>
+            <w:r/>
+            <w:r>
+              <w:rPr>
+                <w:b w:val="0"/>
+                <w:sz w:val="18"/>
+              </w:rPr>
+              <w:t>adapt with little retraining</w:t>
+            </w:r>
+          </w:p>
+        </w:tc>
+        <w:tc>
+          <w:tcPr>
+            <w:tcW w:type="dxa" w:w="2412"/>
+          </w:tcPr>
+          <w:p>
+            <w:r/>
+            <w:r>
+              <w:rPr>
+                <w:b w:val="0"/>
+                <w:sz w:val="18"/>
+              </w:rPr>
+              <w:t>Zero-shot 9.5% saving, 0 violations; sensor guard; drift detector</w:t>
+            </w:r>
+          </w:p>
+        </w:tc>
+        <w:tc>
+          <w:tcPr>
+            <w:tcW w:type="dxa" w:w="2412"/>
+          </w:tcPr>
+          <w:p>
+            <w:r/>
+            <w:r>
+              <w:rPr>
+                <w:b w:val="0"/>
+                <w:sz w:val="18"/>
+              </w:rPr>
+              <w:t>Met</w:t>
+            </w:r>
+          </w:p>
+        </w:tc>
+      </w:tr>
+      <w:tr>
+        <w:tc>
+          <w:tcPr>
+            <w:tcW w:type="dxa" w:w="2412"/>
+          </w:tcPr>
+          <w:p>
+            <w:r/>
+            <w:r>
+              <w:rPr>
+                <w:b w:val="0"/>
+                <w:sz w:val="18"/>
+              </w:rPr>
+              <w:t>5  AWS pipeline</w:t>
+            </w:r>
+          </w:p>
+        </w:tc>
+        <w:tc>
+          <w:tcPr>
+            <w:tcW w:type="dxa" w:w="2412"/>
+          </w:tcPr>
+          <w:p>
+            <w:r/>
+            <w:r>
+              <w:rPr>
+                <w:b w:val="0"/>
+                <w:sz w:val="18"/>
+              </w:rPr>
+              <w:t>deployed on AWS</w:t>
+            </w:r>
+          </w:p>
+        </w:tc>
+        <w:tc>
+          <w:tcPr>
+            <w:tcW w:type="dxa" w:w="2412"/>
+          </w:tcPr>
+          <w:p>
+            <w:r/>
+            <w:r>
+              <w:rPr>
+                <w:b w:val="0"/>
+                <w:sz w:val="18"/>
+              </w:rPr>
+              <w:t>Verified on LocalStack; not deployed on AWS</w:t>
+            </w:r>
+          </w:p>
+        </w:tc>
+        <w:tc>
+          <w:tcPr>
+            <w:tcW w:type="dxa" w:w="2412"/>
+          </w:tcPr>
+          <w:p>
+            <w:r/>
+            <w:r>
+              <w:rPr>
+                <w:b w:val="0"/>
+                <w:sz w:val="18"/>
+              </w:rPr>
+              <w:t>Not deployed</w:t>
+            </w:r>
+          </w:p>
+        </w:tc>
+      </w:tr>
+      <w:tr>
+        <w:tc>
+          <w:tcPr>
+            <w:tcW w:type="dxa" w:w="2412"/>
+          </w:tcPr>
+          <w:p>
+            <w:r/>
+            <w:r>
+              <w:rPr>
+                <w:b w:val="0"/>
+                <w:sz w:val="18"/>
+              </w:rPr>
+              <w:t>6  Explainability</w:t>
+            </w:r>
+          </w:p>
+        </w:tc>
+        <w:tc>
+          <w:tcPr>
+            <w:tcW w:type="dxa" w:w="2412"/>
+          </w:tcPr>
+          <w:p>
+            <w:r/>
+            <w:r>
+              <w:rPr>
+                <w:b w:val="0"/>
+                <w:sz w:val="18"/>
+              </w:rPr>
+              <w:t>explain decisions</w:t>
+            </w:r>
+          </w:p>
+        </w:tc>
+        <w:tc>
+          <w:tcPr>
+            <w:tcW w:type="dxa" w:w="2412"/>
+          </w:tcPr>
+          <w:p>
+            <w:r/>
+            <w:r>
+              <w:rPr>
+                <w:b w:val="0"/>
+                <w:sz w:val="18"/>
+              </w:rPr>
+              <w:t>Gradient-times-input attribution, live in the dashboard</w:t>
+            </w:r>
+          </w:p>
+        </w:tc>
+        <w:tc>
+          <w:tcPr>
+            <w:tcW w:type="dxa" w:w="2412"/>
+          </w:tcPr>
+          <w:p>
+            <w:r/>
+            <w:r>
+              <w:rPr>
+                <w:b w:val="0"/>
+                <w:sz w:val="18"/>
+              </w:rPr>
+              <w:t>Met</w:t>
+            </w:r>
+          </w:p>
+        </w:tc>
+      </w:tr>
+    </w:tbl>
+    <w:p>
+      <w:r>
+        <w:rPr>
+          <w:b/>
+          <w:sz w:val="24"/>
+        </w:rPr>
+        <w:t>7.2 What the ablation showed</w:t>
+      </w:r>
+    </w:p>
+    <w:p>
+      <w:r>
+        <w:t>Each safety component was switched off in turn across six conditions (nominal, plant drift of 1.5 and 3 C, a flow-coupled plant, sensor faults, and drift with faults). Without the shield the same actions save 15-16 percent but violate the thermal SLA on about 20 percent of steps on a matching plant and on 42-55 percent when the plant drifts. With the shield, violations are zero; with the online calibrator they stay at 0-0.3 percent under drift. A fixed rule (minimum pump and fan, valve open, warmest supply) under the shield saves as much as the trained agent, so the evidenced contribution is the combination of the shield, the online calibrator and the sensor guard, not reinforcement learning by itself.</w:t>
+      </w:r>
+    </w:p>
+    <w:p>
+      <w:r>
+        <w:rPr>
+          <w:b/>
+          <w:sz w:val="24"/>
+        </w:rPr>
+        <w:t>7.3 Software delivered and how it was checked</w:t>
+      </w:r>
+    </w:p>
+    <w:p>
+      <w:r>
+        <w:t>The system comprises a calibrated physics twin, a Safe-PPO controller with a model-based safety shield, an online calibrator and a sensor guard, a load forecaster, a neural thermal surrogate, a carbon-aware scheduler, a FastAPI backend with a live WebSocket stream and closed control loop, a React and Three.js operator dashboard with manual override and a safety preview of manual commands, and AWS-ready cloud code. It is covered by 385 (375 without the optional LocalStack tests) automated Python tests and 10 dashboard unit tests, static analysis, a soak test (28,000 requests, no failures, flat memory), and a live check of every dashboard feature.</w:t>
+      </w:r>
+    </w:p>
+    <w:p>
+      <w:r>
+        <w:rPr>
+          <w:b/>
+          <w:sz w:val="24"/>
+        </w:rPr>
+        <w:t>7.4 Limitations</w:t>
+      </w:r>
+    </w:p>
+    <w:p>
+      <w:pPr>
+        <w:pStyle w:val="ListParagraph"/>
+      </w:pPr>
+      <w:r>
+        <w:t>All results are in simulation; no controller has run on a physical plant.</w:t>
+      </w:r>
+    </w:p>
+    <w:p>
+      <w:pPr>
+        <w:pStyle w:val="ListParagraph"/>
+      </w:pPr>
+      <w:r>
+        <w:t>Ambient temperature, rack inlet/outlet temperature and grid carbon in the dataset are derived by formula; fidelity is evidenced only on the measured signals.</w:t>
+      </w:r>
+    </w:p>
+    <w:p>
+      <w:pPr>
+        <w:pStyle w:val="ListParagraph"/>
+      </w:pPr>
+      <w:r>
+        <w:t>The 15-30 percent energy target against a Guideline-36-style baseline is not attainable with this data (bounded at 14.4 percent), and the two percent fidelity target is missed for return temperature and cooling power.</w:t>
+      </w:r>
+    </w:p>
+    <w:p>
+      <w:pPr>
+        <w:pStyle w:val="ListParagraph"/>
+      </w:pPr>
+      <w:r>
+        <w:t>The neural surrogate is validated against a 2D solver, not against 3D CFD or measured rack temperatures.</w:t>
+      </w:r>
+    </w:p>
+    <w:p>
+      <w:pPr>
+        <w:pStyle w:val="ListParagraph"/>
+      </w:pPr>
+      <w:r>
+        <w:t>Carbon results depend on an assumed 20 percent flexible load, an 8-hour window and a modelled grid profile.</w:t>
+      </w:r>
+    </w:p>
+    <w:p>
+      <w:pPr>
+        <w:pStyle w:val="ListParagraph"/>
+      </w:pPr>
+      <w:r>
+        <w:t>The AWS services were exercised on the LocalStack emulator only; a production deployment on AWS has not been performed.</w:t>
+      </w:r>
+    </w:p>
     <w:sectPr>
       <w:pgSz w:w="12240" w:h="15840"/>
       <w:pgMar w:top="1152" w:right="1296" w:bottom="1152" w:left="1296" w:header="720" w:footer="720" w:gutter="0"/>

--- a/docs/Project_Report_DataCenter_Cooling.docx
+++ b/docs/Project_Report_DataCenter_Cooling.docx
@@ -3112,7 +3112,15 @@
         <w:pStyle w:val="ListParagraph"/>
       </w:pPr>
       <w:r>
-        <w:t>The AWS services were exercised on the LocalStack emulator only; a production deployment on AWS has not been performed.</w:t>
+        <w:t>The AWS services were exercised on the LocalStack emulator first, then deployed for real on AWS (EC2, S3, DynamoDB, Lambda, Step Functions, SNS, API Gateway, Cognito with a working login flow, IoT Core, IoT TwinMaker, AWS Glue Data Catalog, CloudWatch, Budgets), verified with live browser and API testing on 2026-09-22.</w:t>
+      </w:r>
+    </w:p>
+    <w:p>
+      <w:pPr>
+        <w:pStyle w:val="ListParagraph"/>
+      </w:pPr>
+      <w:r>
+        <w:t>Not on real AWS: CloudFront (blocked by an account-verification requirement on this account), IoT Core live message-broker delivery and metrics (the publish call itself succeeds; visibility appears blocked by the same class of account gate), and a live SageMaker endpoint, Amazon QuickSight, Amazon RDS, a customer-managed KMS key, and Amazon ECS/EKS (each deliberately not built: real ongoing cost with no functional benefit over what is already running, or, for a SageMaker endpoint, hourly billing even while idle).</w:t>
       </w:r>
     </w:p>
     <w:sectPr>
